--- a/SRS-Mini-Flipkart-177-162-160-148.docx
+++ b/SRS-Mini-Flipkart-177-162-160-148.docx
@@ -104,6 +104,14 @@
       <w:tblPr>
         <w:tblStyle w:val="Table"/>
         <w:tblW w:w="0" w:type="auto"/>
+        <w:tblBorders>
+          <w:top w:val="single" w:sz="4" w:space="0" w:color="auto"/>
+          <w:left w:val="single" w:sz="4" w:space="0" w:color="auto"/>
+          <w:bottom w:val="single" w:sz="4" w:space="0" w:color="auto"/>
+          <w:right w:val="single" w:sz="4" w:space="0" w:color="auto"/>
+          <w:insideH w:val="single" w:sz="4" w:space="0" w:color="auto"/>
+          <w:insideV w:val="single" w:sz="4" w:space="0" w:color="auto"/>
+        </w:tblBorders>
         <w:tblLook w:val="0020" w:firstRow="1" w:lastRow="0" w:firstColumn="0" w:lastColumn="0" w:noHBand="0" w:noVBand="0"/>
       </w:tblPr>
       <w:tblGrid>
@@ -121,6 +129,9 @@
         <w:tc>
           <w:tcPr>
             <w:tcW w:w="0" w:type="auto"/>
+            <w:tcBorders>
+              <w:bottom w:val="none" w:sz="0" w:space="0" w:color="auto"/>
+            </w:tcBorders>
           </w:tcPr>
           <w:p>
             <w:pPr>
@@ -134,6 +145,9 @@
         <w:tc>
           <w:tcPr>
             <w:tcW w:w="1509" w:type="dxa"/>
+            <w:tcBorders>
+              <w:bottom w:val="none" w:sz="0" w:space="0" w:color="auto"/>
+            </w:tcBorders>
           </w:tcPr>
           <w:p>
             <w:pPr>
@@ -147,6 +161,9 @@
         <w:tc>
           <w:tcPr>
             <w:tcW w:w="2184" w:type="dxa"/>
+            <w:tcBorders>
+              <w:bottom w:val="none" w:sz="0" w:space="0" w:color="auto"/>
+            </w:tcBorders>
           </w:tcPr>
           <w:p>
             <w:pPr>
@@ -160,6 +177,9 @@
         <w:tc>
           <w:tcPr>
             <w:tcW w:w="0" w:type="auto"/>
+            <w:tcBorders>
+              <w:bottom w:val="none" w:sz="0" w:space="0" w:color="auto"/>
+            </w:tcBorders>
           </w:tcPr>
           <w:p>
             <w:pPr>
@@ -173,6 +193,9 @@
         <w:tc>
           <w:tcPr>
             <w:tcW w:w="0" w:type="auto"/>
+            <w:tcBorders>
+              <w:bottom w:val="none" w:sz="0" w:space="0" w:color="auto"/>
+            </w:tcBorders>
           </w:tcPr>
           <w:p>
             <w:pPr>
@@ -263,11 +286,19 @@
       <w:tblPr>
         <w:tblStyle w:val="Table"/>
         <w:tblW w:w="0" w:type="auto"/>
+        <w:tblBorders>
+          <w:top w:val="single" w:sz="4" w:space="0" w:color="auto"/>
+          <w:left w:val="single" w:sz="4" w:space="0" w:color="auto"/>
+          <w:bottom w:val="single" w:sz="4" w:space="0" w:color="auto"/>
+          <w:right w:val="single" w:sz="4" w:space="0" w:color="auto"/>
+          <w:insideH w:val="single" w:sz="4" w:space="0" w:color="auto"/>
+          <w:insideV w:val="single" w:sz="4" w:space="0" w:color="auto"/>
+        </w:tblBorders>
         <w:tblLook w:val="0020" w:firstRow="1" w:lastRow="0" w:firstColumn="0" w:lastColumn="0" w:noHBand="0" w:noVBand="0"/>
       </w:tblPr>
       <w:tblGrid>
         <w:gridCol w:w="2232"/>
-        <w:gridCol w:w="814"/>
+        <w:gridCol w:w="2560"/>
         <w:gridCol w:w="2012"/>
         <w:gridCol w:w="691"/>
       </w:tblGrid>
@@ -279,6 +310,9 @@
         <w:tc>
           <w:tcPr>
             <w:tcW w:w="0" w:type="auto"/>
+            <w:tcBorders>
+              <w:bottom w:val="none" w:sz="0" w:space="0" w:color="auto"/>
+            </w:tcBorders>
           </w:tcPr>
           <w:p>
             <w:pPr>
@@ -292,6 +326,9 @@
         <w:tc>
           <w:tcPr>
             <w:tcW w:w="0" w:type="auto"/>
+            <w:tcBorders>
+              <w:bottom w:val="none" w:sz="0" w:space="0" w:color="auto"/>
+            </w:tcBorders>
           </w:tcPr>
           <w:p>
             <w:pPr>
@@ -305,6 +342,9 @@
         <w:tc>
           <w:tcPr>
             <w:tcW w:w="0" w:type="auto"/>
+            <w:tcBorders>
+              <w:bottom w:val="none" w:sz="0" w:space="0" w:color="auto"/>
+            </w:tcBorders>
           </w:tcPr>
           <w:p>
             <w:pPr>
@@ -318,6 +358,9 @@
         <w:tc>
           <w:tcPr>
             <w:tcW w:w="0" w:type="auto"/>
+            <w:tcBorders>
+              <w:bottom w:val="none" w:sz="0" w:space="0" w:color="auto"/>
+            </w:tcBorders>
           </w:tcPr>
           <w:p>
             <w:pPr>
@@ -351,48 +394,14 @@
             <w:pPr>
               <w:pStyle w:val="Compact"/>
             </w:pPr>
-          </w:p>
-        </w:tc>
-        <w:tc>
-          <w:tcPr>
-            <w:tcW w:w="0" w:type="auto"/>
-          </w:tcPr>
-          <w:p>
-            <w:pPr>
-              <w:pStyle w:val="Compact"/>
-            </w:pPr>
-          </w:p>
-        </w:tc>
-        <w:tc>
-          <w:tcPr>
-            <w:tcW w:w="0" w:type="auto"/>
-          </w:tcPr>
-          <w:p>
-            <w:pPr>
-              <w:pStyle w:val="Compact"/>
-            </w:pPr>
-          </w:p>
-        </w:tc>
-      </w:tr>
-      <w:tr>
-        <w:tc>
-          <w:tcPr>
-            <w:tcW w:w="0" w:type="auto"/>
-          </w:tcPr>
-          <w:p>
-            <w:pPr>
-              <w:pStyle w:val="Compact"/>
-            </w:pPr>
-          </w:p>
-        </w:tc>
-        <w:tc>
-          <w:tcPr>
-            <w:tcW w:w="0" w:type="auto"/>
-          </w:tcPr>
-          <w:p>
-            <w:pPr>
-              <w:pStyle w:val="Compact"/>
-            </w:pPr>
+            <w:r>
+              <w:t xml:space="preserve">Prof Rajesh </w:t>
+            </w:r>
+            <w:proofErr w:type="spellStart"/>
+            <w:r>
+              <w:t>Banginwar</w:t>
+            </w:r>
+            <w:proofErr w:type="spellEnd"/>
           </w:p>
         </w:tc>
         <w:tc>
@@ -550,15 +559,7 @@
         <w:t xml:space="preserve">This document is a Software Requirements Specification (SRS) for an E-commerce Software System (Mini Flipkart). </w:t>
       </w:r>
       <w:r>
-        <w:t xml:space="preserve">It defines the functional and non-functional requirements, interfaces, and criteria for testing an online marketplace platform. The platform allows customers to browse and purchase </w:t>
-      </w:r>
-      <w:proofErr w:type="gramStart"/>
-      <w:r>
-        <w:t>products, and</w:t>
-      </w:r>
-      <w:proofErr w:type="gramEnd"/>
-      <w:r>
-        <w:t xml:space="preserve"> enables sellers to manage their inventory.</w:t>
+        <w:t>It defines the functional and non-functional requirements, interfaces, and criteria for testing an online marketplace platform. The platform allows customers to browse and purchase products, and enables sellers to manage their inventory.</w:t>
       </w:r>
     </w:p>
     <w:p>
@@ -811,27 +812,7 @@
           <w:bCs w:val="0"/>
           <w:color w:val="auto"/>
         </w:rPr>
-        <w:t xml:space="preserve">The E-commerce system is a web-based marketplace platform that provides an online shopping experience </w:t>
-      </w:r>
-      <w:proofErr w:type="gramStart"/>
-      <w:r>
-        <w:rPr>
-          <w:rFonts w:asciiTheme="minorHAnsi" w:eastAsiaTheme="minorHAnsi" w:hAnsiTheme="minorHAnsi" w:cstheme="minorBidi"/>
-          <w:b w:val="0"/>
-          <w:bCs w:val="0"/>
-          <w:color w:val="auto"/>
-        </w:rPr>
-        <w:t>similar to</w:t>
-      </w:r>
-      <w:proofErr w:type="gramEnd"/>
-      <w:r>
-        <w:rPr>
-          <w:rFonts w:asciiTheme="minorHAnsi" w:eastAsiaTheme="minorHAnsi" w:hAnsiTheme="minorHAnsi" w:cstheme="minorBidi"/>
-          <w:b w:val="0"/>
-          <w:bCs w:val="0"/>
-          <w:color w:val="auto"/>
-        </w:rPr>
-        <w:t xml:space="preserve"> Flipkart. It includes customer-facing web and mobile applications, a seller dashboard, an admin panel, and backend services that manage order processing, payment, and inventory.</w:t>
+        <w:t>The E-commerce system is a web-based marketplace platform that provides an online shopping experience similar to Flipkart. It includes customer-facing web and mobile applications, a seller dashboard, an admin panel, and backend services that manage order processing, payment, and inventory.</w:t>
       </w:r>
     </w:p>
     <w:p>
@@ -1665,7 +1646,7 @@
       <w:bookmarkEnd w:id="15"/>
       <w:bookmarkEnd w:id="19"/>
       <w:r>
-        <w:t>4. System Features (Detailed)</w:t>
+        <w:t xml:space="preserve">4. System Features </w:t>
       </w:r>
     </w:p>
     <w:p>
@@ -2780,15 +2761,7 @@
               <w:pStyle w:val="Compact"/>
             </w:pPr>
             <w:r>
-              <w:t xml:space="preserve">The system shall </w:t>
-            </w:r>
-            <w:proofErr w:type="gramStart"/>
-            <w:r>
-              <w:t>persist</w:t>
-            </w:r>
-            <w:proofErr w:type="gramEnd"/>
-            <w:r>
-              <w:t xml:space="preserve"> cart items for registered users across sessions</w:t>
+              <w:t>The system shall persist cart items for registered users across sessions</w:t>
             </w:r>
           </w:p>
         </w:tc>
@@ -3181,15 +3154,7 @@
               <w:pStyle w:val="Compact"/>
             </w:pPr>
             <w:r>
-              <w:t xml:space="preserve">All payment methods </w:t>
-            </w:r>
-            <w:proofErr w:type="gramStart"/>
-            <w:r>
-              <w:t>process</w:t>
-            </w:r>
-            <w:proofErr w:type="gramEnd"/>
-            <w:r>
-              <w:t xml:space="preserve"> successfully. Test: TC-Pay-01</w:t>
+              <w:t>All payment methods process successfully. Test: TC-Pay-01</w:t>
             </w:r>
           </w:p>
         </w:tc>
@@ -3400,15 +3365,7 @@
               <w:pStyle w:val="Compact"/>
             </w:pPr>
             <w:r>
-              <w:t xml:space="preserve">Order status </w:t>
-            </w:r>
-            <w:proofErr w:type="gramStart"/>
-            <w:r>
-              <w:t>visible</w:t>
-            </w:r>
-            <w:proofErr w:type="gramEnd"/>
-            <w:r>
-              <w:t xml:space="preserve"> to customers. Test: TC-Track-01</w:t>
+              <w:t>Order status visible to customers. Test: TC-Track-01</w:t>
             </w:r>
           </w:p>
         </w:tc>
@@ -5048,15 +5005,7 @@
       <w:bookmarkEnd w:id="32"/>
       <w:r>
         <w:lastRenderedPageBreak/>
-        <w:t>8</w:t>
-      </w:r>
-      <w:proofErr w:type="gramStart"/>
-      <w:r>
-        <w:t>. Requirements</w:t>
-      </w:r>
-      <w:proofErr w:type="gramEnd"/>
-      <w:r>
-        <w:t xml:space="preserve"> Traceability Matrix (RTM)</w:t>
+        <w:t>8. Requirements Traceability Matrix (RTM)</w:t>
       </w:r>
     </w:p>
     <w:tbl>
